--- a/Sprint20260921-20261002/HERO-67761_20260929_161720.docx
+++ b/Sprint20260921-20261002/HERO-67761_20260929_161720.docx
@@ -1891,855 +1891,6 @@
         <w:t>3. No cross-contamination of coupon data between the voided item and the remaining items in both ordering basket and database</w:t>
       </w:r>
     </w:p>
-    <w:p>
-      <w:pPr>
-        <w:spacing w:before="200" w:after="120"/>
-      </w:pPr>
-      <w:r>
-        <w:rPr>
-          <w:rFonts w:ascii="Arial" w:hAnsi="Arial" w:eastAsia="Arial" w:cs="Arial"/>
-          <w:b/>
-          <w:color w:val="000000"/>
-          <w:sz w:val="26"/>
-          <w:u w:val="single"/>
-        </w:rPr>
-        <w:t>Appendix</w:t>
-      </w:r>
-    </w:p>
-    <w:p>
-      <w:pPr>
-        <w:spacing w:before="160" w:after="80"/>
-      </w:pPr>
-      <w:r>
-        <w:rPr>
-          <w:rFonts w:ascii="Arial" w:hAnsi="Arial" w:eastAsia="Arial" w:cs="Arial"/>
-          <w:b/>
-          <w:color w:val="001EFF"/>
-          <w:sz w:val="24"/>
-          <w:u w:val="none"/>
-        </w:rPr>
-        <w:t>关联测试范围</w:t>
-      </w:r>
-    </w:p>
-    <w:p>
-      <w:pPr>
-        <w:spacing w:before="0" w:after="80"/>
-      </w:pPr>
-      <w:r>
-        <w:rPr>
-          <w:rFonts w:ascii="Arial" w:hAnsi="Arial" w:eastAsia="Arial" w:cs="Arial"/>
-          <w:b w:val="0"/>
-          <w:color w:val="000000"/>
-          <w:sz w:val="20"/>
-          <w:u w:val="none"/>
-        </w:rPr>
-        <w:t>本 Bug 涉及 General V3 会员接口的优惠券激活功能，作废套餐项目时优惠券数据错误覆盖到上一个已点项目。需要回归测试的关联模块/功能范围如下：</w:t>
-      </w:r>
-    </w:p>
-    <w:p>
-      <w:pPr>
-        <w:spacing w:before="0" w:after="40"/>
-        <w:ind w:left="360" w:hanging="240"/>
-      </w:pPr>
-      <w:r>
-        <w:rPr>
-          <w:rFonts w:ascii="Arial" w:hAnsi="Arial" w:eastAsia="Arial" w:cs="Arial"/>
-          <w:b w:val="0"/>
-          <w:color w:val="000000"/>
-          <w:sz w:val="20"/>
-          <w:u w:val="none"/>
-        </w:rPr>
-        <w:t xml:space="preserve">1. </w:t>
-      </w:r>
-      <w:r>
-        <w:rPr>
-          <w:rFonts w:ascii="Arial" w:hAnsi="Arial" w:eastAsia="Arial" w:cs="Arial"/>
-          <w:b/>
-          <w:color w:val="000000"/>
-          <w:sz w:val="20"/>
-          <w:u w:val="none"/>
-        </w:rPr>
-        <w:t>General V3 Membership Interface - Coupon Activation</w:t>
-      </w:r>
-    </w:p>
-    <w:p>
-      <w:pPr>
-        <w:spacing w:before="0" w:after="40"/>
-        <w:ind w:left="720" w:hanging="240"/>
-      </w:pPr>
-      <w:r>
-        <w:rPr>
-          <w:rFonts w:ascii="Arial" w:hAnsi="Arial" w:eastAsia="Arial" w:cs="Arial"/>
-          <w:b w:val="0"/>
-          <w:color w:val="000000"/>
-          <w:sz w:val="20"/>
-          <w:u w:val="none"/>
-        </w:rPr>
-        <w:t>• 优惠券激活主流程（输入优惠券号、扫描优惠券号）</w:t>
-      </w:r>
-    </w:p>
-    <w:p>
-      <w:pPr>
-        <w:spacing w:before="0" w:after="40"/>
-        <w:ind w:left="720" w:hanging="240"/>
-      </w:pPr>
-      <w:r>
-        <w:rPr>
-          <w:rFonts w:ascii="Arial" w:hAnsi="Arial" w:eastAsia="Arial" w:cs="Arial"/>
-          <w:b w:val="0"/>
-          <w:color w:val="000000"/>
-          <w:sz w:val="20"/>
-          <w:u w:val="none"/>
-        </w:rPr>
-        <w:t>• 优惠券激活输入框的 Enter / Cancel / Close (x) 按钮处理逻辑</w:t>
-      </w:r>
-    </w:p>
-    <w:p>
-      <w:pPr>
-        <w:spacing w:before="0" w:after="40"/>
-        <w:ind w:left="720" w:hanging="240"/>
-      </w:pPr>
-      <w:r>
-        <w:rPr>
-          <w:rFonts w:ascii="Arial" w:hAnsi="Arial" w:eastAsia="Arial" w:cs="Arial"/>
-          <w:b w:val="0"/>
-          <w:color w:val="000000"/>
-          <w:sz w:val="20"/>
-          <w:u w:val="none"/>
-        </w:rPr>
-        <w:t>• 优惠券号与优惠券名称在订单中的保存与显示</w:t>
-      </w:r>
-    </w:p>
-    <w:p>
-      <w:pPr>
-        <w:spacing w:before="0" w:after="40"/>
-        <w:ind w:left="360" w:hanging="240"/>
-      </w:pPr>
-      <w:r>
-        <w:rPr>
-          <w:rFonts w:ascii="Arial" w:hAnsi="Arial" w:eastAsia="Arial" w:cs="Arial"/>
-          <w:b w:val="0"/>
-          <w:color w:val="000000"/>
-          <w:sz w:val="20"/>
-          <w:u w:val="none"/>
-        </w:rPr>
-        <w:t xml:space="preserve">2. </w:t>
-      </w:r>
-      <w:r>
-        <w:rPr>
-          <w:rFonts w:ascii="Arial" w:hAnsi="Arial" w:eastAsia="Arial" w:cs="Arial"/>
-          <w:b/>
-          <w:color w:val="000000"/>
-          <w:sz w:val="20"/>
-          <w:u w:val="none"/>
-        </w:rPr>
-        <w:t>Set Menu Item 订购与作废操作</w:t>
-      </w:r>
-    </w:p>
-    <w:p>
-      <w:pPr>
-        <w:spacing w:before="0" w:after="40"/>
-        <w:ind w:left="720" w:hanging="240"/>
-      </w:pPr>
-      <w:r>
-        <w:rPr>
-          <w:rFonts w:ascii="Arial" w:hAnsi="Arial" w:eastAsia="Arial" w:cs="Arial"/>
-          <w:b w:val="0"/>
-          <w:color w:val="000000"/>
-          <w:sz w:val="20"/>
-          <w:u w:val="none"/>
-        </w:rPr>
-        <w:t>• Set Menu 父项目的订购与显示</w:t>
-      </w:r>
-    </w:p>
-    <w:p>
-      <w:pPr>
-        <w:spacing w:before="0" w:after="40"/>
-        <w:ind w:left="720" w:hanging="240"/>
-      </w:pPr>
-      <w:r>
-        <w:rPr>
-          <w:rFonts w:ascii="Arial" w:hAnsi="Arial" w:eastAsia="Arial" w:cs="Arial"/>
-          <w:b w:val="0"/>
-          <w:color w:val="000000"/>
-          <w:sz w:val="20"/>
-          <w:u w:val="none"/>
-        </w:rPr>
-        <w:t>• Set Menu 预定义子项目的订购流程</w:t>
-      </w:r>
-    </w:p>
-    <w:p>
-      <w:pPr>
-        <w:spacing w:before="0" w:after="40"/>
-        <w:ind w:left="720" w:hanging="240"/>
-      </w:pPr>
-      <w:r>
-        <w:rPr>
-          <w:rFonts w:ascii="Arial" w:hAnsi="Arial" w:eastAsia="Arial" w:cs="Arial"/>
-          <w:b w:val="0"/>
-          <w:color w:val="000000"/>
-          <w:sz w:val="20"/>
-          <w:u w:val="none"/>
-        </w:rPr>
-        <w:t>• 通过 Cancel 按钮作废 Set Menu 项目的逻辑</w:t>
-      </w:r>
-    </w:p>
-    <w:p>
-      <w:pPr>
-        <w:spacing w:before="0" w:after="40"/>
-        <w:ind w:left="720" w:hanging="240"/>
-      </w:pPr>
-      <w:r>
-        <w:rPr>
-          <w:rFonts w:ascii="Arial" w:hAnsi="Arial" w:eastAsia="Arial" w:cs="Arial"/>
-          <w:b w:val="0"/>
-          <w:color w:val="000000"/>
-          <w:sz w:val="20"/>
-          <w:u w:val="none"/>
-        </w:rPr>
-        <w:t>• 作废后剩余 Set Menu 项目的数据完整性</w:t>
-      </w:r>
-    </w:p>
-    <w:p>
-      <w:pPr>
-        <w:spacing w:before="0" w:after="40"/>
-        <w:ind w:left="360" w:hanging="240"/>
-      </w:pPr>
-      <w:r>
-        <w:rPr>
-          <w:rFonts w:ascii="Arial" w:hAnsi="Arial" w:eastAsia="Arial" w:cs="Arial"/>
-          <w:b w:val="0"/>
-          <w:color w:val="000000"/>
-          <w:sz w:val="20"/>
-          <w:u w:val="none"/>
-        </w:rPr>
-        <w:t xml:space="preserve">3. </w:t>
-      </w:r>
-      <w:r>
-        <w:rPr>
-          <w:rFonts w:ascii="Arial" w:hAnsi="Arial" w:eastAsia="Arial" w:cs="Arial"/>
-          <w:b/>
-          <w:color w:val="000000"/>
-          <w:sz w:val="20"/>
-          <w:u w:val="none"/>
-        </w:rPr>
-        <w:t>Child Item Open Description 输入处理</w:t>
-      </w:r>
-    </w:p>
-    <w:p>
-      <w:pPr>
-        <w:spacing w:before="0" w:after="40"/>
-        <w:ind w:left="720" w:hanging="240"/>
-      </w:pPr>
-      <w:r>
-        <w:rPr>
-          <w:rFonts w:ascii="Arial" w:hAnsi="Arial" w:eastAsia="Arial" w:cs="Arial"/>
-          <w:b w:val="0"/>
-          <w:color w:val="000000"/>
-          <w:sz w:val="20"/>
-          <w:u w:val="none"/>
-        </w:rPr>
-        <w:t>• Open Description 输入框的 OK 与 Cancel 操作</w:t>
-      </w:r>
-    </w:p>
-    <w:p>
-      <w:pPr>
-        <w:spacing w:before="0" w:after="40"/>
-        <w:ind w:left="720" w:hanging="240"/>
-      </w:pPr>
-      <w:r>
-        <w:rPr>
-          <w:rFonts w:ascii="Arial" w:hAnsi="Arial" w:eastAsia="Arial" w:cs="Arial"/>
-          <w:b w:val="0"/>
-          <w:color w:val="000000"/>
-          <w:sz w:val="20"/>
-          <w:u w:val="none"/>
-        </w:rPr>
-        <w:t>• Cancel 操作触发的 Set Menu 项目作废流程</w:t>
-      </w:r>
-    </w:p>
-    <w:p>
-      <w:pPr>
-        <w:spacing w:before="0" w:after="40"/>
-        <w:ind w:left="720" w:hanging="240"/>
-      </w:pPr>
-      <w:r>
-        <w:rPr>
-          <w:rFonts w:ascii="Arial" w:hAnsi="Arial" w:eastAsia="Arial" w:cs="Arial"/>
-          <w:b w:val="0"/>
-          <w:color w:val="000000"/>
-          <w:sz w:val="20"/>
-          <w:u w:val="none"/>
-        </w:rPr>
-        <w:t>• Input Item Name 配置项（Allow to change item name / Allow to append text after item name / Allow to change item name and append text after item name）</w:t>
-      </w:r>
-    </w:p>
-    <w:p>
-      <w:pPr>
-        <w:spacing w:before="0" w:after="40"/>
-        <w:ind w:left="360" w:hanging="240"/>
-      </w:pPr>
-      <w:r>
-        <w:rPr>
-          <w:rFonts w:ascii="Arial" w:hAnsi="Arial" w:eastAsia="Arial" w:cs="Arial"/>
-          <w:b w:val="0"/>
-          <w:color w:val="000000"/>
-          <w:sz w:val="20"/>
-          <w:u w:val="none"/>
-        </w:rPr>
-        <w:t xml:space="preserve">4. </w:t>
-      </w:r>
-      <w:r>
-        <w:rPr>
-          <w:rFonts w:ascii="Arial" w:hAnsi="Arial" w:eastAsia="Arial" w:cs="Arial"/>
-          <w:b/>
-          <w:color w:val="000000"/>
-          <w:sz w:val="20"/>
-          <w:u w:val="none"/>
-        </w:rPr>
-        <w:t>Coupon Code Mapping 配置</w:t>
-      </w:r>
-    </w:p>
-    <w:p>
-      <w:pPr>
-        <w:spacing w:before="0" w:after="40"/>
-        <w:ind w:left="720" w:hanging="240"/>
-      </w:pPr>
-      <w:r>
-        <w:rPr>
-          <w:rFonts w:ascii="Arial" w:hAnsi="Arial" w:eastAsia="Arial" w:cs="Arial"/>
-          <w:b w:val="0"/>
-          <w:color w:val="000000"/>
-          <w:sz w:val="20"/>
-          <w:u w:val="none"/>
-        </w:rPr>
-        <w:t>• Interface Control &gt; Interfaces &gt; General V3 membership interface &gt; Coupon Activation Setup</w:t>
-      </w:r>
-    </w:p>
-    <w:p>
-      <w:pPr>
-        <w:spacing w:before="0" w:after="40"/>
-        <w:ind w:left="720" w:hanging="240"/>
-      </w:pPr>
-      <w:r>
-        <w:rPr>
-          <w:rFonts w:ascii="Arial" w:hAnsi="Arial" w:eastAsia="Arial" w:cs="Arial"/>
-          <w:b w:val="0"/>
-          <w:color w:val="000000"/>
-          <w:sz w:val="20"/>
-          <w:u w:val="none"/>
-        </w:rPr>
-        <w:t>• 外部优惠券代码与 Infrasys Cloud Item Code 的映射关系</w:t>
-      </w:r>
-    </w:p>
-    <w:p>
-      <w:pPr>
-        <w:spacing w:before="0" w:after="40"/>
-        <w:ind w:left="360" w:hanging="240"/>
-      </w:pPr>
-      <w:r>
-        <w:rPr>
-          <w:rFonts w:ascii="Arial" w:hAnsi="Arial" w:eastAsia="Arial" w:cs="Arial"/>
-          <w:b w:val="0"/>
-          <w:color w:val="000000"/>
-          <w:sz w:val="20"/>
-          <w:u w:val="none"/>
-        </w:rPr>
-        <w:t xml:space="preserve">5. </w:t>
-      </w:r>
-      <w:r>
-        <w:rPr>
-          <w:rFonts w:ascii="Arial" w:hAnsi="Arial" w:eastAsia="Arial" w:cs="Arial"/>
-          <w:b/>
-          <w:color w:val="000000"/>
-          <w:sz w:val="20"/>
-          <w:u w:val="none"/>
-        </w:rPr>
-        <w:t>Set Menu 预定义子项目配置</w:t>
-      </w:r>
-    </w:p>
-    <w:p>
-      <w:pPr>
-        <w:spacing w:before="0" w:after="40"/>
-        <w:ind w:left="720" w:hanging="240"/>
-      </w:pPr>
-      <w:r>
-        <w:rPr>
-          <w:rFonts w:ascii="Arial" w:hAnsi="Arial" w:eastAsia="Arial" w:cs="Arial"/>
-          <w:b w:val="0"/>
-          <w:color w:val="000000"/>
-          <w:sz w:val="20"/>
-          <w:u w:val="none"/>
-        </w:rPr>
-        <w:t>• Menu Management &gt; Item Properties &gt; Set Menu</w:t>
-      </w:r>
-    </w:p>
-    <w:p>
-      <w:pPr>
-        <w:spacing w:before="0" w:after="40"/>
-        <w:ind w:left="720" w:hanging="240"/>
-      </w:pPr>
-      <w:r>
-        <w:rPr>
-          <w:rFonts w:ascii="Arial" w:hAnsi="Arial" w:eastAsia="Arial" w:cs="Arial"/>
-          <w:b w:val="0"/>
-          <w:color w:val="000000"/>
-          <w:sz w:val="20"/>
-          <w:u w:val="none"/>
-        </w:rPr>
-        <w:t>• 子项目添加与维护</w:t>
-      </w:r>
-    </w:p>
-    <w:p>
-      <w:pPr>
-        <w:spacing w:before="0" w:after="40"/>
-        <w:ind w:left="360" w:hanging="240"/>
-      </w:pPr>
-      <w:r>
-        <w:rPr>
-          <w:rFonts w:ascii="Arial" w:hAnsi="Arial" w:eastAsia="Arial" w:cs="Arial"/>
-          <w:b w:val="0"/>
-          <w:color w:val="000000"/>
-          <w:sz w:val="20"/>
-          <w:u w:val="none"/>
-        </w:rPr>
-        <w:t xml:space="preserve">6. </w:t>
-      </w:r>
-      <w:r>
-        <w:rPr>
-          <w:rFonts w:ascii="Arial" w:hAnsi="Arial" w:eastAsia="Arial" w:cs="Arial"/>
-          <w:b/>
-          <w:color w:val="000000"/>
-          <w:sz w:val="20"/>
-          <w:u w:val="none"/>
-        </w:rPr>
-        <w:t>Child Item Input Item Name 配置</w:t>
-      </w:r>
-    </w:p>
-    <w:p>
-      <w:pPr>
-        <w:spacing w:before="0" w:after="40"/>
-        <w:ind w:left="720" w:hanging="240"/>
-      </w:pPr>
-      <w:r>
-        <w:rPr>
-          <w:rFonts w:ascii="Arial" w:hAnsi="Arial" w:eastAsia="Arial" w:cs="Arial"/>
-          <w:b w:val="0"/>
-          <w:color w:val="000000"/>
-          <w:sz w:val="20"/>
-          <w:u w:val="none"/>
-        </w:rPr>
-        <w:t>• Menu Management &gt; Item Properties &gt; Items &gt; Ordering Control</w:t>
-      </w:r>
-    </w:p>
-    <w:p>
-      <w:pPr>
-        <w:spacing w:before="0" w:after="40"/>
-        <w:ind w:left="720" w:hanging="240"/>
-      </w:pPr>
-      <w:r>
-        <w:rPr>
-          <w:rFonts w:ascii="Arial" w:hAnsi="Arial" w:eastAsia="Arial" w:cs="Arial"/>
-          <w:b w:val="0"/>
-          <w:color w:val="000000"/>
-          <w:sz w:val="20"/>
-          <w:u w:val="none"/>
-        </w:rPr>
-        <w:t>• Input Item Name 各取值场景</w:t>
-      </w:r>
-    </w:p>
-    <w:p>
-      <w:pPr>
-        <w:spacing w:before="0" w:after="40"/>
-        <w:ind w:left="360" w:hanging="240"/>
-      </w:pPr>
-      <w:r>
-        <w:rPr>
-          <w:rFonts w:ascii="Arial" w:hAnsi="Arial" w:eastAsia="Arial" w:cs="Arial"/>
-          <w:b w:val="0"/>
-          <w:color w:val="000000"/>
-          <w:sz w:val="20"/>
-          <w:u w:val="none"/>
-        </w:rPr>
-        <w:t xml:space="preserve">7. </w:t>
-      </w:r>
-      <w:r>
-        <w:rPr>
-          <w:rFonts w:ascii="Arial" w:hAnsi="Arial" w:eastAsia="Arial" w:cs="Arial"/>
-          <w:b/>
-          <w:color w:val="000000"/>
-          <w:sz w:val="20"/>
-          <w:u w:val="none"/>
-        </w:rPr>
-        <w:t>Check Save 与数据库持久化</w:t>
-      </w:r>
-    </w:p>
-    <w:p>
-      <w:pPr>
-        <w:spacing w:before="0" w:after="40"/>
-        <w:ind w:left="720" w:hanging="240"/>
-      </w:pPr>
-      <w:r>
-        <w:rPr>
-          <w:rFonts w:ascii="Arial" w:hAnsi="Arial" w:eastAsia="Arial" w:cs="Arial"/>
-          <w:b w:val="0"/>
-          <w:color w:val="000000"/>
-          <w:sz w:val="20"/>
-          <w:u w:val="none"/>
-        </w:rPr>
-        <w:t>• 优惠券号与优惠券名称在数据库中的存储</w:t>
-      </w:r>
-    </w:p>
-    <w:p>
-      <w:pPr>
-        <w:spacing w:before="0" w:after="40"/>
-        <w:ind w:left="720" w:hanging="240"/>
-      </w:pPr>
-      <w:r>
-        <w:rPr>
-          <w:rFonts w:ascii="Arial" w:hAnsi="Arial" w:eastAsia="Arial" w:cs="Arial"/>
-          <w:b w:val="0"/>
-          <w:color w:val="000000"/>
-          <w:sz w:val="20"/>
-          <w:u w:val="none"/>
-        </w:rPr>
-        <w:t>• 作废项目的优惠券数据清理</w:t>
-      </w:r>
-    </w:p>
-    <w:p>
-      <w:pPr>
-        <w:spacing w:before="0" w:after="40"/>
-        <w:ind w:left="720" w:hanging="240"/>
-      </w:pPr>
-      <w:r>
-        <w:rPr>
-          <w:rFonts w:ascii="Arial" w:hAnsi="Arial" w:eastAsia="Arial" w:cs="Arial"/>
-          <w:b w:val="0"/>
-          <w:color w:val="000000"/>
-          <w:sz w:val="20"/>
-          <w:u w:val="none"/>
-        </w:rPr>
-        <w:t>• 订单篮显示与数据库记录的一致性</w:t>
-      </w:r>
-    </w:p>
-    <w:p>
-      <w:pPr>
-        <w:spacing w:before="0" w:after="40"/>
-        <w:ind w:left="360" w:hanging="240"/>
-      </w:pPr>
-      <w:r>
-        <w:rPr>
-          <w:rFonts w:ascii="Arial" w:hAnsi="Arial" w:eastAsia="Arial" w:cs="Arial"/>
-          <w:b w:val="0"/>
-          <w:color w:val="000000"/>
-          <w:sz w:val="20"/>
-          <w:u w:val="none"/>
-        </w:rPr>
-        <w:t xml:space="preserve">8. </w:t>
-      </w:r>
-      <w:r>
-        <w:rPr>
-          <w:rFonts w:ascii="Arial" w:hAnsi="Arial" w:eastAsia="Arial" w:cs="Arial"/>
-          <w:b/>
-          <w:color w:val="000000"/>
-          <w:sz w:val="20"/>
-          <w:u w:val="none"/>
-        </w:rPr>
-        <w:t>General V3 不同 Vendor 的回归验证</w:t>
-      </w:r>
-    </w:p>
-    <w:p>
-      <w:pPr>
-        <w:spacing w:before="0" w:after="40"/>
-        <w:ind w:left="720" w:hanging="240"/>
-      </w:pPr>
-      <w:r>
-        <w:rPr>
-          <w:rFonts w:ascii="Arial" w:hAnsi="Arial" w:eastAsia="Arial" w:cs="Arial"/>
-          <w:b w:val="0"/>
-          <w:color w:val="000000"/>
-          <w:sz w:val="20"/>
-          <w:u w:val="none"/>
-        </w:rPr>
-        <w:t>• HMC (Epic-24544)</w:t>
-      </w:r>
-    </w:p>
-    <w:p>
-      <w:pPr>
-        <w:spacing w:before="0" w:after="40"/>
-        <w:ind w:left="720" w:hanging="240"/>
-      </w:pPr>
-      <w:r>
-        <w:rPr>
-          <w:rFonts w:ascii="Arial" w:hAnsi="Arial" w:eastAsia="Arial" w:cs="Arial"/>
-          <w:b w:val="0"/>
-          <w:color w:val="000000"/>
-          <w:sz w:val="20"/>
-          <w:u w:val="none"/>
-        </w:rPr>
-        <w:t>• DailyPoint (Epic-26097)</w:t>
-      </w:r>
-    </w:p>
-    <w:p>
-      <w:pPr>
-        <w:spacing w:before="0" w:after="40"/>
-        <w:ind w:left="720" w:hanging="240"/>
-      </w:pPr>
-      <w:r>
-        <w:rPr>
-          <w:rFonts w:ascii="Arial" w:hAnsi="Arial" w:eastAsia="Arial" w:cs="Arial"/>
-          <w:b w:val="0"/>
-          <w:color w:val="000000"/>
-          <w:sz w:val="20"/>
-          <w:u w:val="none"/>
-        </w:rPr>
-        <w:t>• AWE (Jira-30611, Jira-31678)</w:t>
-      </w:r>
-    </w:p>
-    <w:p>
-      <w:pPr>
-        <w:spacing w:before="0" w:after="40"/>
-        <w:ind w:left="720" w:hanging="240"/>
-      </w:pPr>
-      <w:r>
-        <w:rPr>
-          <w:rFonts w:ascii="Arial" w:hAnsi="Arial" w:eastAsia="Arial" w:cs="Arial"/>
-          <w:b w:val="0"/>
-          <w:color w:val="000000"/>
-          <w:sz w:val="20"/>
-          <w:u w:val="none"/>
-        </w:rPr>
-        <w:t>• Eber (Epic-27926, Epic-27926 Coupon Mapping)</w:t>
-      </w:r>
-    </w:p>
-    <w:p>
-      <w:pPr>
-        <w:spacing w:before="0" w:after="40"/>
-        <w:ind w:left="720" w:hanging="240"/>
-      </w:pPr>
-      <w:r>
-        <w:rPr>
-          <w:rFonts w:ascii="Arial" w:hAnsi="Arial" w:eastAsia="Arial" w:cs="Arial"/>
-          <w:b w:val="0"/>
-          <w:color w:val="000000"/>
-          <w:sz w:val="20"/>
-          <w:u w:val="none"/>
-        </w:rPr>
-        <w:t>• CIRSA (Epic-22215)</w:t>
-      </w:r>
-    </w:p>
-    <w:p>
-      <w:pPr>
-        <w:spacing w:before="0" w:after="40"/>
-        <w:ind w:left="720" w:hanging="240"/>
-      </w:pPr>
-      <w:r>
-        <w:rPr>
-          <w:rFonts w:ascii="Arial" w:hAnsi="Arial" w:eastAsia="Arial" w:cs="Arial"/>
-          <w:b w:val="0"/>
-          <w:color w:val="000000"/>
-          <w:sz w:val="20"/>
-          <w:u w:val="none"/>
-        </w:rPr>
-        <w:t>• MCC (Epic-29236)</w:t>
-      </w:r>
-    </w:p>
-    <w:p>
-      <w:pPr>
-        <w:spacing w:before="0" w:after="40"/>
-        <w:ind w:left="720" w:hanging="240"/>
-      </w:pPr>
-      <w:r>
-        <w:rPr>
-          <w:rFonts w:ascii="Arial" w:hAnsi="Arial" w:eastAsia="Arial" w:cs="Arial"/>
-          <w:b w:val="0"/>
-          <w:color w:val="000000"/>
-          <w:sz w:val="20"/>
-          <w:u w:val="none"/>
-        </w:rPr>
-        <w:t>• HardRock (Epic-25448 Coupon Redemption)</w:t>
-      </w:r>
-    </w:p>
-    <w:p>
-      <w:pPr>
-        <w:spacing w:before="0" w:after="40"/>
-        <w:ind w:left="720" w:hanging="240"/>
-      </w:pPr>
-      <w:r>
-        <w:rPr>
-          <w:rFonts w:ascii="Arial" w:hAnsi="Arial" w:eastAsia="Arial" w:cs="Arial"/>
-          <w:b w:val="0"/>
-          <w:color w:val="000000"/>
-          <w:sz w:val="20"/>
-          <w:u w:val="none"/>
-        </w:rPr>
-        <w:t>• COMO (Epic-32687)</w:t>
-      </w:r>
-    </w:p>
-    <w:p>
-      <w:pPr>
-        <w:spacing w:before="0" w:after="40"/>
-        <w:ind w:left="360" w:hanging="240"/>
-      </w:pPr>
-      <w:r>
-        <w:rPr>
-          <w:rFonts w:ascii="Arial" w:hAnsi="Arial" w:eastAsia="Arial" w:cs="Arial"/>
-          <w:b w:val="0"/>
-          <w:color w:val="000000"/>
-          <w:sz w:val="20"/>
-          <w:u w:val="none"/>
-        </w:rPr>
-        <w:t xml:space="preserve">9. </w:t>
-      </w:r>
-      <w:r>
-        <w:rPr>
-          <w:rFonts w:ascii="Arial" w:hAnsi="Arial" w:eastAsia="Arial" w:cs="Arial"/>
-          <w:b/>
-          <w:color w:val="000000"/>
-          <w:sz w:val="20"/>
-          <w:u w:val="none"/>
-        </w:rPr>
-        <w:t>作废操作对剩余项目优惠券数据的影响</w:t>
-      </w:r>
-    </w:p>
-    <w:p>
-      <w:pPr>
-        <w:spacing w:before="0" w:after="40"/>
-        <w:ind w:left="720" w:hanging="240"/>
-      </w:pPr>
-      <w:r>
-        <w:rPr>
-          <w:rFonts w:ascii="Arial" w:hAnsi="Arial" w:eastAsia="Arial" w:cs="Arial"/>
-          <w:b w:val="0"/>
-          <w:color w:val="000000"/>
-          <w:sz w:val="20"/>
-          <w:u w:val="none"/>
-        </w:rPr>
-        <w:t>• 作废中间项目的数据清理</w:t>
-      </w:r>
-    </w:p>
-    <w:p>
-      <w:pPr>
-        <w:spacing w:before="0" w:after="40"/>
-        <w:ind w:left="720" w:hanging="240"/>
-      </w:pPr>
-      <w:r>
-        <w:rPr>
-          <w:rFonts w:ascii="Arial" w:hAnsi="Arial" w:eastAsia="Arial" w:cs="Arial"/>
-          <w:b w:val="0"/>
-          <w:color w:val="000000"/>
-          <w:sz w:val="20"/>
-          <w:u w:val="none"/>
-        </w:rPr>
-        <w:t>• 作废首个项目的数据清理</w:t>
-      </w:r>
-    </w:p>
-    <w:p>
-      <w:pPr>
-        <w:spacing w:before="0" w:after="40"/>
-        <w:ind w:left="720" w:hanging="240"/>
-      </w:pPr>
-      <w:r>
-        <w:rPr>
-          <w:rFonts w:ascii="Arial" w:hAnsi="Arial" w:eastAsia="Arial" w:cs="Arial"/>
-          <w:b w:val="0"/>
-          <w:color w:val="000000"/>
-          <w:sz w:val="20"/>
-          <w:u w:val="none"/>
-        </w:rPr>
-        <w:t>• 连续作废多个项目的数据清理</w:t>
-      </w:r>
-    </w:p>
-    <w:p>
-      <w:pPr>
-        <w:spacing w:before="0" w:after="40"/>
-        <w:ind w:left="720" w:hanging="240"/>
-      </w:pPr>
-      <w:r>
-        <w:rPr>
-          <w:rFonts w:ascii="Arial" w:hAnsi="Arial" w:eastAsia="Arial" w:cs="Arial"/>
-          <w:b w:val="0"/>
-          <w:color w:val="000000"/>
-          <w:sz w:val="20"/>
-          <w:u w:val="none"/>
-        </w:rPr>
-        <w:t>• 作废后剩余项目优惠券号/名称不被串改</w:t>
-      </w:r>
-    </w:p>
-    <w:p>
-      <w:pPr>
-        <w:spacing w:before="0" w:after="40"/>
-        <w:ind w:left="360" w:hanging="240"/>
-      </w:pPr>
-      <w:r>
-        <w:rPr>
-          <w:rFonts w:ascii="Arial" w:hAnsi="Arial" w:eastAsia="Arial" w:cs="Arial"/>
-          <w:b w:val="0"/>
-          <w:color w:val="000000"/>
-          <w:sz w:val="20"/>
-          <w:u w:val="none"/>
-        </w:rPr>
-        <w:t xml:space="preserve">10. </w:t>
-      </w:r>
-      <w:r>
-        <w:rPr>
-          <w:rFonts w:ascii="Arial" w:hAnsi="Arial" w:eastAsia="Arial" w:cs="Arial"/>
-          <w:b/>
-          <w:color w:val="000000"/>
-          <w:sz w:val="20"/>
-          <w:u w:val="none"/>
-        </w:rPr>
-        <w:t>Ordering Basket 与数据库一致性</w:t>
-      </w:r>
-    </w:p>
-    <w:p>
-      <w:pPr>
-        <w:spacing w:before="0" w:after="40"/>
-        <w:ind w:left="1080" w:hanging="240"/>
-      </w:pPr>
-      <w:r>
-        <w:rPr>
-          <w:rFonts w:ascii="Arial" w:hAnsi="Arial" w:eastAsia="Arial" w:cs="Arial"/>
-          <w:b w:val="0"/>
-          <w:color w:val="000000"/>
-          <w:sz w:val="20"/>
-          <w:u w:val="none"/>
-        </w:rPr>
-        <w:t>• 订单篮中优惠券号/名称显示</w:t>
-      </w:r>
-    </w:p>
-    <w:p>
-      <w:pPr>
-        <w:spacing w:before="0" w:after="40"/>
-        <w:ind w:left="1080" w:hanging="240"/>
-      </w:pPr>
-      <w:r>
-        <w:rPr>
-          <w:rFonts w:ascii="Arial" w:hAnsi="Arial" w:eastAsia="Arial" w:cs="Arial"/>
-          <w:b w:val="0"/>
-          <w:color w:val="000000"/>
-          <w:sz w:val="20"/>
-          <w:u w:val="none"/>
-        </w:rPr>
-        <w:t>• 数据库中优惠券记录</w:t>
-      </w:r>
-    </w:p>
-    <w:p>
-      <w:pPr>
-        <w:spacing w:before="0" w:after="40"/>
-        <w:ind w:left="1080" w:hanging="240"/>
-      </w:pPr>
-      <w:r>
-        <w:rPr>
-          <w:rFonts w:ascii="Arial" w:hAnsi="Arial" w:eastAsia="Arial" w:cs="Arial"/>
-          <w:b w:val="0"/>
-          <w:color w:val="000000"/>
-          <w:sz w:val="20"/>
-          <w:u w:val="none"/>
-        </w:rPr>
-        <w:t>• 作废项目后两者数据一致性验证</w:t>
-      </w:r>
-    </w:p>
     <w:sectPr>
       <w:pgSz w:w="12240" w:h="15840"/>
       <w:pgMar w:top="1440" w:right="1800" w:bottom="1440" w:left="1800" w:header="720" w:footer="720" w:gutter="0"/>
